--- a/plantillas/Plantilla_C_Solicitud_Activacion_Protocolo.docx
+++ b/plantillas/Plantilla_C_Solicitud_Activacion_Protocolo.docx
@@ -41,15 +41,15 @@
           <w:color w:val="000000"/>
           <w:sz w:val="22"/>
         </w:rPr>
-        <w:t>Cómo usarlo: copia el texto, completa los corchetes y entrégalo por el canal establecido —correo, canal interno o registro— guardando siempre copia y acuse. La versión editable (Word) se descarga desde el QR.</w:t>
+        <w:t>Cómo usarlo: copia el texto, completa los corchetes y entrégalo por el canal establecido —correo, canal interno o registro— guardando siempre copia y acuse. La plantilla editable está disponible mediante el enlace al repositorio al final del libro.</w:t>
       </w:r>
     </w:p>
     <w:p>
       <w:r>
         <w:rPr>
           <w:rFonts w:ascii="Calibri" w:hAnsi="Calibri" w:cs="Calibri"/>
-          <w:b/>
-          <w:i w:val="0"/>
+          <w:b w:val="0"/>
+          <w:i/>
           <w:color w:val="000000"/>
           <w:sz w:val="22"/>
         </w:rPr>
@@ -84,8 +84,8 @@
       <w:r>
         <w:rPr>
           <w:rFonts w:ascii="Calibri" w:hAnsi="Calibri" w:cs="Calibri"/>
-          <w:b/>
-          <w:i w:val="0"/>
+          <w:b w:val="0"/>
+          <w:i/>
           <w:color w:val="000000"/>
           <w:sz w:val="22"/>
         </w:rPr>
@@ -168,8 +168,8 @@
       <w:r>
         <w:rPr>
           <w:rFonts w:ascii="Calibri" w:hAnsi="Calibri" w:cs="Calibri"/>
-          <w:b/>
-          <w:i w:val="0"/>
+          <w:b w:val="0"/>
+          <w:i/>
           <w:color w:val="000000"/>
           <w:sz w:val="22"/>
         </w:rPr>
@@ -178,7 +178,7 @@
     </w:p>
     <w:p>
       <w:pPr>
-        <w:spacing w:after="60"/>
+        <w:spacing w:after="80"/>
         <w:ind w:left="360"/>
       </w:pPr>
       <w:r>
@@ -204,7 +204,7 @@
     </w:p>
     <w:p>
       <w:pPr>
-        <w:spacing w:after="60"/>
+        <w:spacing w:after="80"/>
         <w:ind w:left="360"/>
       </w:pPr>
       <w:r>
@@ -230,7 +230,7 @@
     </w:p>
     <w:p>
       <w:pPr>
-        <w:spacing w:after="60"/>
+        <w:spacing w:after="80"/>
         <w:ind w:left="360"/>
       </w:pPr>
       <w:r>
@@ -256,7 +256,7 @@
     </w:p>
     <w:p>
       <w:pPr>
-        <w:spacing w:after="60"/>
+        <w:spacing w:after="80"/>
         <w:ind w:left="360"/>
       </w:pPr>
       <w:r>
